--- a/roteiros/rick-e-renner/RickRenner_Parte5.docx
+++ b/roteiros/rick-e-renner/RickRenner_Parte5.docx
@@ -135,7 +135,7 @@
         <w:rPr>
           <w:color w:val="000000"/>
         </w:rPr>
-        <w:t>Vinte e cinco anos depois, Rick cantava aquela mesma música numa outra festa de quinze anos, para a filha de outro pai.</w:t>
+        <w:t>Vinte e cinco anos depois de gravá-la, Rick cantava aquela mesma música numa outra festa de quinze anos, para a filha de outro pai.</w:t>
       </w:r>
     </w:p>
     <w:p>
@@ -319,7 +319,7 @@
         <w:rPr>
           <w:color w:val="000000"/>
         </w:rPr>
-        <w:t>No fim da tarde, quando chegou a hora do enterro, Renner segurou uma das alças do caixão. Ao lado dele estavam Victor, filho de Rick, e Marcos, genro do cantor.</w:t>
+        <w:t>À tarde, quando chegou a hora do enterro, Renner segurou uma das alças do caixão. Ao lado dele estavam Victor, filho de Rick, e Marcos, genro do cantor.</w:t>
       </w:r>
     </w:p>
     <w:p>
@@ -503,7 +503,7 @@
         <w:rPr>
           <w:color w:val="000000"/>
         </w:rPr>
-        <w:t>Rick escreveu que a vida estava passando depressa. Estava certo. E, mesmo assim, escolheu passar o tempo que restava ao lado de quem tantas vezes o decepcionou.</w:t>
+        <w:t>Rick escreveu que a vida estava passando depressa. Estava certo. E, mesmo assim, escolheu passar o tempo que restava ao lado do parceiro que tantas vezes precisou perdoar.</w:t>
       </w:r>
     </w:p>
     <w:p>

--- a/roteiros/rick-e-renner/RickRenner_Parte5.docx
+++ b/roteiros/rick-e-renner/RickRenner_Parte5.docx
@@ -15,7 +15,7 @@
         <w:rPr>
           <w:color w:val="000000"/>
         </w:rPr>
-        <w:t>Agosto de dois mil e dezoito.</w:t>
+        <w:t>Doze de agosto de dois mil e dezoito.</w:t>
       </w:r>
     </w:p>
     <w:p>
@@ -39,6 +39,30 @@
         <w:rPr>
           <w:color w:val="000000"/>
         </w:rPr>
+        <w:t>Segundo a própria equipe da dupla, a iniciativa tinha partido de Renner. Foi ele quem procurou o parceiro.</w:t>
+      </w:r>
+    </w:p>
+    <w:p>
+      <w:r>
+        <w:rPr>
+          <w:color w:val="000000"/>
+        </w:rPr>
+        <w:t>Rick explicou que tinha reconsiderado por causa do carinho dos fãs, que nunca pararam de pedir a volta. Renner disse que a reaproximação tinha feito bem aos dois, que não havia mais mágoa. Que estavam juntos de novo.</w:t>
+      </w:r>
+    </w:p>
+    <w:p>
+      <w:r>
+        <w:rPr>
+          <w:color w:val="000000"/>
+        </w:rPr>
+        <w:t>O plano inicial era modesto. Um projeto de dois anos.</w:t>
+      </w:r>
+    </w:p>
+    <w:p>
+      <w:r>
+        <w:rPr>
+          <w:color w:val="000000"/>
+        </w:rPr>
         <w:t>Depois de três anos separados, depois do texto de dois mil e quinze, depois de tudo, Rick tinha decidido apostar de novo no parceiro.</w:t>
       </w:r>
     </w:p>
@@ -47,7 +71,7 @@
         <w:rPr>
           <w:color w:val="000000"/>
         </w:rPr>
-        <w:t>A turnê da volta se chamava "Seguir em Frente". Levou a dupla a vários países, até o Japão, onde vive uma grande comunidade de brasileiros.</w:t>
+        <w:t>O projeto e a turnê se chamavam "Seguir em Frente". Levou a dupla a vários países, até o Japão, onde vive uma grande comunidade de brasileiros.</w:t>
       </w:r>
     </w:p>
     <w:p>
@@ -63,7 +87,7 @@
         <w:rPr>
           <w:color w:val="000000"/>
         </w:rPr>
-        <w:t>Por oito anos, a dupla seguiu junta, sem nenhuma nova separação.</w:t>
+        <w:t>O projeto de dois anos durou oito. A dupla seguiu junta, sem nenhuma nova separação.</w:t>
       </w:r>
     </w:p>
     <w:p>
@@ -277,6 +301,38 @@
     <w:p>
       <w:r>
         <w:rPr>
+          <w:color w:val="000000"/>
+        </w:rPr>
+        <w:t>O helicóptero era um Bell 430, de matrícula P P M G R. O Centro de Investigação e Prevenção de Acidentes Aeronáuticos, da Força Aérea, foi até o local e recuperou o gravador de voz da cabine, a chamada caixa-preta. O equipamento foi levado para um laboratório em Brasília.</w:t>
+      </w:r>
+    </w:p>
+    <w:p>
+      <w:r>
+        <w:rPr>
+          <w:color w:val="000000"/>
+        </w:rPr>
+        <w:t>Segundo a Força Aérea, a aeronave voava numa área de espaço aéreo não controlado, onde o piloto não precisava manter contato com o controle de tráfego. Isso não significa que o voo fosse proibido.</w:t>
+      </w:r>
+    </w:p>
+    <w:p>
+      <w:r>
+        <w:rPr>
+          <w:color w:val="000000"/>
+        </w:rPr>
+        <w:t>Entre as hipóteses analisadas estavam a chuva forte, a neblina e a perda de visibilidade na serra. A Polícia Civil de Santa Catarina também abriu investigação.</w:t>
+      </w:r>
+    </w:p>
+    <w:p>
+      <w:r>
+        <w:rPr>
+          <w:color w:val="000000"/>
+        </w:rPr>
+        <w:t>Até o fim de setembro, a causa da queda ainda não tinha sido determinada.</w:t>
+      </w:r>
+    </w:p>
+    <w:p>
+      <w:r>
+        <w:rPr>
           <w:color w:val="C00000"/>
         </w:rPr>
         <w:t>O homem que segurou a dupla durante quarenta anos tinha ido embora. E foi exatamente aí que uma frase escrita por ele, onze anos antes, ganhou um peso que ninguém tinha percebido.</w:t>
@@ -319,7 +375,7 @@
         <w:rPr>
           <w:color w:val="000000"/>
         </w:rPr>
-        <w:t>À tarde, quando chegou a hora do enterro, Renner segurou uma das alças do caixão. Ao lado dele estavam Victor, filho de Rick, e Marcos, genro do cantor.</w:t>
+        <w:t>À tarde, quando chegou a hora do enterro, Renner segurou uma das alças do caixão. Ao lado dele estavam Victor, o filho que tinha gravado com Rick o disco "Mais Que Pai e Filho", e Marcos, genro do cantor.</w:t>
       </w:r>
     </w:p>
     <w:p>
@@ -391,6 +447,46 @@
         <w:rPr>
           <w:color w:val="1F4EB4"/>
         </w:rPr>
+        <w:t>E havia o outro lado dessa história.</w:t>
+      </w:r>
+    </w:p>
+    <w:p>
+      <w:r>
+        <w:rPr>
+          <w:color w:val="1F4EB4"/>
+        </w:rPr>
+        <w:t>Quatro meses antes da queda, num podcast chamado Segundeiro Raiz, Renner tinha falado sobre o parceiro. Sem saber o que estava por vir.</w:t>
+      </w:r>
+    </w:p>
+    <w:p>
+      <w:r>
+        <w:rPr>
+          <w:color w:val="1F4EB4"/>
+        </w:rPr>
+        <w:t>"Cara, o Rick é minha vida. O Rick é meu alicerce."</w:t>
+      </w:r>
+    </w:p>
+    <w:p>
+      <w:r>
+        <w:rPr>
+          <w:color w:val="1F4EB4"/>
+        </w:rPr>
+        <w:t>"É você olhar, fechar os olhos, lembrar da sua infância e você já o vê do seu lado. É a sua vida sendo escrita com ele do lado."</w:t>
+      </w:r>
+    </w:p>
+    <w:p>
+      <w:r>
+        <w:rPr>
+          <w:color w:val="1F4EB4"/>
+        </w:rPr>
+        <w:t>"O parceiro não tem preço."</w:t>
+      </w:r>
+    </w:p>
+    <w:p>
+      <w:r>
+        <w:rPr>
+          <w:color w:val="1F4EB4"/>
+        </w:rPr>
         <w:t>O homem que caiu tantas vezes continua aqui. O homem que segurou tudo foi embora num helicóptero, numa viagem que nem era da dupla.</w:t>
       </w:r>
     </w:p>
@@ -399,7 +495,7 @@
         <w:rPr>
           <w:color w:val="1F4EB4"/>
         </w:rPr>
-        <w:t>Pouco depois do enterro, Renner apareceu num vídeo nas redes sociais.</w:t>
+        <w:t>Pouco depois do enterro, Renner apareceu num vídeo nas redes sociais. Era a primeira vez que falava em público desde a queda.</w:t>
       </w:r>
     </w:p>
     <w:p>
@@ -424,6 +520,62 @@
           <w:color w:val="1F4EB4"/>
         </w:rPr>
         <w:t>"O show não pode parar."</w:t>
+      </w:r>
+    </w:p>
+    <w:p>
+      <w:r>
+        <w:rPr>
+          <w:color w:val="000000"/>
+        </w:rPr>
+        <w:t>Enquanto isso, o meio sertanejo se despedia.</w:t>
+      </w:r>
+    </w:p>
+    <w:p>
+      <w:r>
+        <w:rPr>
+          <w:color w:val="000000"/>
+        </w:rPr>
+        <w:t>Zezé Di Camargo, que tinha ajudado a dupla a conseguir o primeiro contrato com uma grande gravadora, publicou uma foto ao lado de Rick. Escreveu: "Dois meninos em busca de um sonho!"</w:t>
+      </w:r>
+    </w:p>
+    <w:p>
+      <w:r>
+        <w:rPr>
+          <w:color w:val="000000"/>
+        </w:rPr>
+        <w:t>Chitãozinho e Xororó, que gravaram "Página de Amigos" e "Eu Menti", escreveram: "Hoje o sertanejo ficou mais silencioso."</w:t>
+      </w:r>
+    </w:p>
+    <w:p>
+      <w:r>
+        <w:rPr>
+          <w:color w:val="000000"/>
+        </w:rPr>
+        <w:t>No sábado, vinte e seis de setembro, cinco dias depois da queda, um grande show sertanejo na Arena Pantanal, em Cuiabá, parou para homenagear Rick.</w:t>
+      </w:r>
+    </w:p>
+    <w:p>
+      <w:r>
+        <w:rPr>
+          <w:color w:val="000000"/>
+        </w:rPr>
+        <w:t>Bruno e Marrone cantaram o maior sucesso da dupla, a música de mil novecentos e noventa e oito.</w:t>
+      </w:r>
+    </w:p>
+    <w:p>
+      <w:r>
+        <w:rPr>
+          <w:color w:val="000000"/>
+        </w:rPr>
+        <w:t>"Ela é Demais."</w:t>
+      </w:r>
+    </w:p>
+    <w:p>
+      <w:r>
+        <w:rPr>
+          <w:color w:val="000000"/>
+        </w:rPr>
+        <w:t>O refrão que tinha levado Rick e Renner ao Brasil inteiro voltava a tocar. Dessa vez, por um motivo que nenhum fã queria.</w:t>
       </w:r>
     </w:p>
     <w:p>
